--- a/docs/WIREFRAMES.docx
+++ b/docs/WIREFRAMES.docx
@@ -3,15 +3,51 @@
 <w:document xmlns:wpc="http://schemas.microsoft.com/office/word/2010/wordprocessingCanvas" xmlns:cx="http://schemas.microsoft.com/office/drawing/2014/chartex" xmlns:cx1="http://schemas.microsoft.com/office/drawing/2015/9/8/chartex" xmlns:cx2="http://schemas.microsoft.com/office/drawing/2015/10/21/chartex" xmlns:cx3="http://schemas.microsoft.com/office/drawing/2016/5/9/chartex" xmlns:cx4="http://schemas.microsoft.com/office/drawing/2016/5/10/chartex" xmlns:cx5="http://schemas.microsoft.com/office/drawing/2016/5/11/chartex" xmlns:cx6="http://schemas.microsoft.com/office/drawing/2016/5/12/chartex" xmlns:cx7="http://schemas.microsoft.com/office/drawing/2016/5/13/chartex" xmlns:cx8="http://schemas.microsoft.com/office/drawing/2016/5/14/chartex" xmlns:mc="http://schemas.openxmlformats.org/markup-compatibility/2006" xmlns:aink="http://schemas.microsoft.com/office/drawing/2016/ink" xmlns:am3d="http://schemas.microsoft.com/office/drawing/2017/model3d" xmlns:o="urn:schemas-microsoft-com:office:office" xmlns:oel="http://schemas.microsoft.com/office/2019/extlst" xmlns:r="http://schemas.openxmlformats.org/officeDocument/2006/relationships" xmlns:m="http://schemas.openxmlformats.org/officeDocument/2006/math" xmlns:v="urn:schemas-microsoft-com:vml" xmlns:wp14="http://schemas.microsoft.com/office/word/2010/wordprocessingDrawing" xmlns:wp="http://schemas.openxmlformats.org/drawingml/2006/wordprocessingDrawing" xmlns:w10="urn:schemas-microsoft-com:office:word" xmlns:w="http://schemas.openxmlformats.org/wordprocessingml/2006/main" xmlns:w14="http://schemas.microsoft.com/office/word/2010/wordml" xmlns:w15="http://schemas.microsoft.com/office/word/2012/wordml" xmlns:w16cex="http://schemas.microsoft.com/office/word/2018/wordml/cex" xmlns:w16cid="http://schemas.microsoft.com/office/word/2016/wordml/cid" xmlns:w16="http://schemas.microsoft.com/office/word/2018/wordml" xmlns:w16du="http://schemas.microsoft.com/office/word/2023/wordml/word16du" xmlns:w16sdtdh="http://schemas.microsoft.com/office/word/2020/wordml/sdtdatahash" xmlns:w16sdtfl="http://schemas.microsoft.com/office/word/2024/wordml/sdtformatlock" xmlns:w16se="http://schemas.microsoft.com/office/word/2015/wordml/symex" xmlns:wpg="http://schemas.microsoft.com/office/word/2010/wordprocessingGroup" xmlns:wpi="http://schemas.microsoft.com/office/word/2010/wordprocessingInk" xmlns:wne="http://schemas.microsoft.com/office/word/2006/wordml" xmlns:wps="http://schemas.microsoft.com/office/word/2010/wordprocessingShape" mc:Ignorable="w14 w15 w16se w16cid w16 w16cex w16sdtdh w16sdtfl w16du wp14">
   <w:body>
     <w:p>
+      <w:pPr>
+        <w:spacing w:line="360" w:lineRule="auto"/>
+        <w:rPr>
+          <w:rFonts w:ascii="Arial" w:hAnsi="Arial" w:cs="Arial"/>
+          <w:b/>
+          <w:bCs/>
+          <w:noProof/>
+        </w:rPr>
+      </w:pPr>
       <w:r>
         <w:rPr>
+          <w:rFonts w:ascii="Arial" w:hAnsi="Arial" w:cs="Arial"/>
+          <w:b/>
+          <w:bCs/>
           <w:noProof/>
         </w:rPr>
+        <w:t>Telas principais do sistema</w:t>
+      </w:r>
+    </w:p>
+    <w:p>
+      <w:pPr>
+        <w:rPr>
+          <w:rFonts w:ascii="Arial" w:hAnsi="Arial" w:cs="Arial"/>
+          <w:b/>
+          <w:bCs/>
+          <w:noProof/>
+        </w:rPr>
+      </w:pPr>
+      <w:r>
+        <w:rPr>
+          <w:rFonts w:ascii="Arial" w:hAnsi="Arial" w:cs="Arial"/>
+          <w:b/>
+          <w:bCs/>
+          <w:noProof/>
+        </w:rPr>
+        <w:t>Tela do administrador</w:t>
+      </w:r>
+    </w:p>
+    <w:p>
+      <w:r>
         <w:drawing>
-          <wp:inline distT="0" distB="0" distL="0" distR="0" wp14:anchorId="068DC45F" wp14:editId="5AB064E9">
-            <wp:extent cx="6569710" cy="5943600"/>
-            <wp:effectExtent l="19050" t="19050" r="21590" b="19050"/>
-            <wp:docPr id="1907085960" name="Picture 1"/>
+          <wp:inline distT="0" distB="0" distL="0" distR="0" wp14:anchorId="2BAA4AF5" wp14:editId="2B5D8626">
+            <wp:extent cx="8066617" cy="4901590"/>
+            <wp:effectExtent l="19050" t="19050" r="10795" b="13335"/>
+            <wp:docPr id="631006080" name="Picture 1"/>
             <wp:cNvGraphicFramePr>
               <a:graphicFrameLocks xmlns:a="http://schemas.openxmlformats.org/drawingml/2006/main" noChangeAspect="1"/>
             </wp:cNvGraphicFramePr>
@@ -19,17 +55,11 @@
               <a:graphicData uri="http://schemas.openxmlformats.org/drawingml/2006/picture">
                 <pic:pic xmlns:pic="http://schemas.openxmlformats.org/drawingml/2006/picture">
                   <pic:nvPicPr>
-                    <pic:cNvPr id="1907085960" name="Picture 1907085960"/>
+                    <pic:cNvPr id="631006080" name=""/>
                     <pic:cNvPicPr/>
                   </pic:nvPicPr>
                   <pic:blipFill>
-                    <a:blip r:embed="rId4">
-                      <a:extLst>
-                        <a:ext uri="{28A0092B-C50C-407E-A947-70E740481C1C}">
-                          <a14:useLocalDpi xmlns:a14="http://schemas.microsoft.com/office/drawing/2010/main" val="0"/>
-                        </a:ext>
-                      </a:extLst>
-                    </a:blip>
+                    <a:blip r:embed="rId4"/>
                     <a:stretch>
                       <a:fillRect/>
                     </a:stretch>
@@ -37,222 +67,16 @@
                   <pic:spPr>
                     <a:xfrm>
                       <a:off x="0" y="0"/>
-                      <a:ext cx="6569710" cy="5943600"/>
+                      <a:ext cx="8067714" cy="4902257"/>
                     </a:xfrm>
                     <a:prstGeom prst="rect">
                       <a:avLst/>
                     </a:prstGeom>
                     <a:ln>
                       <a:solidFill>
-                        <a:schemeClr val="tx1"/>
-                      </a:solidFill>
-                    </a:ln>
-                  </pic:spPr>
-                </pic:pic>
-              </a:graphicData>
-            </a:graphic>
-          </wp:inline>
-        </w:drawing>
-      </w:r>
-      <w:r>
-        <w:rPr>
-          <w:noProof/>
-        </w:rPr>
-        <w:lastRenderedPageBreak/>
-        <w:drawing>
-          <wp:inline distT="0" distB="0" distL="0" distR="0" wp14:anchorId="4C636C78" wp14:editId="4A6EF334">
-            <wp:extent cx="5856605" cy="5943600"/>
-            <wp:effectExtent l="19050" t="19050" r="10795" b="19050"/>
-            <wp:docPr id="210792709" name="Picture 2"/>
-            <wp:cNvGraphicFramePr>
-              <a:graphicFrameLocks xmlns:a="http://schemas.openxmlformats.org/drawingml/2006/main" noChangeAspect="1"/>
-            </wp:cNvGraphicFramePr>
-            <a:graphic xmlns:a="http://schemas.openxmlformats.org/drawingml/2006/main">
-              <a:graphicData uri="http://schemas.openxmlformats.org/drawingml/2006/picture">
-                <pic:pic xmlns:pic="http://schemas.openxmlformats.org/drawingml/2006/picture">
-                  <pic:nvPicPr>
-                    <pic:cNvPr id="210792709" name="Picture 210792709"/>
-                    <pic:cNvPicPr/>
-                  </pic:nvPicPr>
-                  <pic:blipFill>
-                    <a:blip r:embed="rId5">
-                      <a:extLst>
-                        <a:ext uri="{28A0092B-C50C-407E-A947-70E740481C1C}">
-                          <a14:useLocalDpi xmlns:a14="http://schemas.microsoft.com/office/drawing/2010/main" val="0"/>
-                        </a:ext>
-                      </a:extLst>
-                    </a:blip>
-                    <a:stretch>
-                      <a:fillRect/>
-                    </a:stretch>
-                  </pic:blipFill>
-                  <pic:spPr>
-                    <a:xfrm>
-                      <a:off x="0" y="0"/>
-                      <a:ext cx="5856605" cy="5943600"/>
-                    </a:xfrm>
-                    <a:prstGeom prst="rect">
-                      <a:avLst/>
-                    </a:prstGeom>
-                    <a:ln>
-                      <a:solidFill>
-                        <a:schemeClr val="tx1"/>
-                      </a:solidFill>
-                    </a:ln>
-                  </pic:spPr>
-                </pic:pic>
-              </a:graphicData>
-            </a:graphic>
-          </wp:inline>
-        </w:drawing>
-      </w:r>
-      <w:r>
-        <w:rPr>
-          <w:noProof/>
-        </w:rPr>
-        <w:lastRenderedPageBreak/>
-        <w:drawing>
-          <wp:inline distT="0" distB="0" distL="0" distR="0" wp14:anchorId="795BD788" wp14:editId="02D919B1">
-            <wp:extent cx="4933950" cy="5943600"/>
-            <wp:effectExtent l="19050" t="19050" r="19050" b="19050"/>
-            <wp:docPr id="1679302518" name="Picture 3"/>
-            <wp:cNvGraphicFramePr>
-              <a:graphicFrameLocks xmlns:a="http://schemas.openxmlformats.org/drawingml/2006/main" noChangeAspect="1"/>
-            </wp:cNvGraphicFramePr>
-            <a:graphic xmlns:a="http://schemas.openxmlformats.org/drawingml/2006/main">
-              <a:graphicData uri="http://schemas.openxmlformats.org/drawingml/2006/picture">
-                <pic:pic xmlns:pic="http://schemas.openxmlformats.org/drawingml/2006/picture">
-                  <pic:nvPicPr>
-                    <pic:cNvPr id="1679302518" name="Picture 1679302518"/>
-                    <pic:cNvPicPr/>
-                  </pic:nvPicPr>
-                  <pic:blipFill>
-                    <a:blip r:embed="rId6" cstate="print">
-                      <a:extLst>
-                        <a:ext uri="{28A0092B-C50C-407E-A947-70E740481C1C}">
-                          <a14:useLocalDpi xmlns:a14="http://schemas.microsoft.com/office/drawing/2010/main" val="0"/>
-                        </a:ext>
-                      </a:extLst>
-                    </a:blip>
-                    <a:stretch>
-                      <a:fillRect/>
-                    </a:stretch>
-                  </pic:blipFill>
-                  <pic:spPr>
-                    <a:xfrm>
-                      <a:off x="0" y="0"/>
-                      <a:ext cx="4933950" cy="5943600"/>
-                    </a:xfrm>
-                    <a:prstGeom prst="rect">
-                      <a:avLst/>
-                    </a:prstGeom>
-                    <a:ln>
-                      <a:solidFill>
-                        <a:schemeClr val="tx1"/>
-                      </a:solidFill>
-                    </a:ln>
-                  </pic:spPr>
-                </pic:pic>
-              </a:graphicData>
-            </a:graphic>
-          </wp:inline>
-        </w:drawing>
-      </w:r>
-      <w:r>
-        <w:rPr>
-          <w:noProof/>
-        </w:rPr>
-        <w:lastRenderedPageBreak/>
-        <w:drawing>
-          <wp:inline distT="0" distB="0" distL="0" distR="0" wp14:anchorId="132F0EFB" wp14:editId="515D63D1">
-            <wp:extent cx="5943600" cy="5943600"/>
-            <wp:effectExtent l="19050" t="19050" r="19050" b="19050"/>
-            <wp:docPr id="2132280336" name="Picture 4"/>
-            <wp:cNvGraphicFramePr>
-              <a:graphicFrameLocks xmlns:a="http://schemas.openxmlformats.org/drawingml/2006/main" noChangeAspect="1"/>
-            </wp:cNvGraphicFramePr>
-            <a:graphic xmlns:a="http://schemas.openxmlformats.org/drawingml/2006/main">
-              <a:graphicData uri="http://schemas.openxmlformats.org/drawingml/2006/picture">
-                <pic:pic xmlns:pic="http://schemas.openxmlformats.org/drawingml/2006/picture">
-                  <pic:nvPicPr>
-                    <pic:cNvPr id="2132280336" name="Picture 2132280336"/>
-                    <pic:cNvPicPr/>
-                  </pic:nvPicPr>
-                  <pic:blipFill>
-                    <a:blip r:embed="rId7">
-                      <a:extLst>
-                        <a:ext uri="{28A0092B-C50C-407E-A947-70E740481C1C}">
-                          <a14:useLocalDpi xmlns:a14="http://schemas.microsoft.com/office/drawing/2010/main" val="0"/>
-                        </a:ext>
-                      </a:extLst>
-                    </a:blip>
-                    <a:stretch>
-                      <a:fillRect/>
-                    </a:stretch>
-                  </pic:blipFill>
-                  <pic:spPr>
-                    <a:xfrm>
-                      <a:off x="0" y="0"/>
-                      <a:ext cx="5943600" cy="5943600"/>
-                    </a:xfrm>
-                    <a:prstGeom prst="rect">
-                      <a:avLst/>
-                    </a:prstGeom>
-                    <a:ln>
-                      <a:solidFill>
-                        <a:schemeClr val="tx1"/>
-                      </a:solidFill>
-                    </a:ln>
-                  </pic:spPr>
-                </pic:pic>
-              </a:graphicData>
-            </a:graphic>
-          </wp:inline>
-        </w:drawing>
-      </w:r>
-      <w:r>
-        <w:rPr>
-          <w:noProof/>
-        </w:rPr>
-        <w:lastRenderedPageBreak/>
-        <w:drawing>
-          <wp:inline distT="0" distB="0" distL="0" distR="0" wp14:anchorId="67B1FCCB" wp14:editId="412350A1">
-            <wp:extent cx="4933950" cy="5943600"/>
-            <wp:effectExtent l="19050" t="19050" r="19050" b="19050"/>
-            <wp:docPr id="1524517056" name="Picture 5"/>
-            <wp:cNvGraphicFramePr>
-              <a:graphicFrameLocks xmlns:a="http://schemas.openxmlformats.org/drawingml/2006/main" noChangeAspect="1"/>
-            </wp:cNvGraphicFramePr>
-            <a:graphic xmlns:a="http://schemas.openxmlformats.org/drawingml/2006/main">
-              <a:graphicData uri="http://schemas.openxmlformats.org/drawingml/2006/picture">
-                <pic:pic xmlns:pic="http://schemas.openxmlformats.org/drawingml/2006/picture">
-                  <pic:nvPicPr>
-                    <pic:cNvPr id="1524517056" name="Picture 1524517056"/>
-                    <pic:cNvPicPr/>
-                  </pic:nvPicPr>
-                  <pic:blipFill>
-                    <a:blip r:embed="rId6" cstate="print">
-                      <a:extLst>
-                        <a:ext uri="{28A0092B-C50C-407E-A947-70E740481C1C}">
-                          <a14:useLocalDpi xmlns:a14="http://schemas.microsoft.com/office/drawing/2010/main" val="0"/>
-                        </a:ext>
-                      </a:extLst>
-                    </a:blip>
-                    <a:stretch>
-                      <a:fillRect/>
-                    </a:stretch>
-                  </pic:blipFill>
-                  <pic:spPr>
-                    <a:xfrm>
-                      <a:off x="0" y="0"/>
-                      <a:ext cx="4933950" cy="5943600"/>
-                    </a:xfrm>
-                    <a:prstGeom prst="rect">
-                      <a:avLst/>
-                    </a:prstGeom>
-                    <a:ln>
-                      <a:solidFill>
-                        <a:schemeClr val="tx1"/>
+                        <a:schemeClr val="bg1">
+                          <a:lumMod val="65000"/>
+                        </a:schemeClr>
                       </a:solidFill>
                     </a:ln>
                   </pic:spPr>
@@ -263,6 +87,276 @@
         </w:drawing>
       </w:r>
     </w:p>
+    <w:p/>
+    <w:p/>
+    <w:p>
+      <w:pPr>
+        <w:rPr>
+          <w:rFonts w:ascii="Arial" w:hAnsi="Arial" w:cs="Arial"/>
+          <w:b/>
+          <w:bCs/>
+          <w:noProof/>
+        </w:rPr>
+      </w:pPr>
+      <w:r>
+        <w:rPr>
+          <w:rFonts w:ascii="Arial" w:hAnsi="Arial" w:cs="Arial"/>
+          <w:b/>
+          <w:bCs/>
+          <w:noProof/>
+        </w:rPr>
+        <w:t xml:space="preserve">Tela do </w:t>
+      </w:r>
+      <w:r>
+        <w:rPr>
+          <w:rFonts w:ascii="Arial" w:hAnsi="Arial" w:cs="Arial"/>
+          <w:b/>
+          <w:bCs/>
+          <w:noProof/>
+        </w:rPr>
+        <w:t>Jogador</w:t>
+      </w:r>
+    </w:p>
+    <w:p/>
+    <w:p>
+      <w:r>
+        <w:drawing>
+          <wp:inline distT="0" distB="0" distL="0" distR="0" wp14:anchorId="003DC5D0" wp14:editId="36FD4E3B">
+            <wp:extent cx="7812617" cy="4737002"/>
+            <wp:effectExtent l="19050" t="19050" r="17145" b="26035"/>
+            <wp:docPr id="1940935524" name="Picture 1"/>
+            <wp:cNvGraphicFramePr>
+              <a:graphicFrameLocks xmlns:a="http://schemas.openxmlformats.org/drawingml/2006/main" noChangeAspect="1"/>
+            </wp:cNvGraphicFramePr>
+            <a:graphic xmlns:a="http://schemas.openxmlformats.org/drawingml/2006/main">
+              <a:graphicData uri="http://schemas.openxmlformats.org/drawingml/2006/picture">
+                <pic:pic xmlns:pic="http://schemas.openxmlformats.org/drawingml/2006/picture">
+                  <pic:nvPicPr>
+                    <pic:cNvPr id="1940935524" name=""/>
+                    <pic:cNvPicPr/>
+                  </pic:nvPicPr>
+                  <pic:blipFill>
+                    <a:blip r:embed="rId5"/>
+                    <a:stretch>
+                      <a:fillRect/>
+                    </a:stretch>
+                  </pic:blipFill>
+                  <pic:spPr>
+                    <a:xfrm>
+                      <a:off x="0" y="0"/>
+                      <a:ext cx="7814844" cy="4738352"/>
+                    </a:xfrm>
+                    <a:prstGeom prst="rect">
+                      <a:avLst/>
+                    </a:prstGeom>
+                    <a:ln>
+                      <a:solidFill>
+                        <a:schemeClr val="bg1">
+                          <a:lumMod val="75000"/>
+                        </a:schemeClr>
+                      </a:solidFill>
+                    </a:ln>
+                  </pic:spPr>
+                </pic:pic>
+              </a:graphicData>
+            </a:graphic>
+          </wp:inline>
+        </w:drawing>
+      </w:r>
+    </w:p>
+    <w:p>
+      <w:pPr>
+        <w:rPr>
+          <w:rFonts w:ascii="Arial" w:hAnsi="Arial" w:cs="Arial"/>
+          <w:b/>
+          <w:bCs/>
+          <w:noProof/>
+        </w:rPr>
+      </w:pPr>
+      <w:r>
+        <w:rPr>
+          <w:rFonts w:ascii="Arial" w:hAnsi="Arial" w:cs="Arial"/>
+          <w:b/>
+          <w:bCs/>
+          <w:noProof/>
+        </w:rPr>
+        <w:lastRenderedPageBreak/>
+        <w:t>Tela d</w:t>
+      </w:r>
+      <w:r>
+        <w:rPr>
+          <w:rFonts w:ascii="Arial" w:hAnsi="Arial" w:cs="Arial"/>
+          <w:b/>
+          <w:bCs/>
+          <w:noProof/>
+        </w:rPr>
+        <w:t>a direcção da FMX</w:t>
+      </w:r>
+    </w:p>
+    <w:p>
+      <w:pPr>
+        <w:rPr>
+          <w:rFonts w:ascii="Arial" w:hAnsi="Arial" w:cs="Arial"/>
+          <w:b/>
+          <w:bCs/>
+          <w:noProof/>
+        </w:rPr>
+      </w:pPr>
+    </w:p>
+    <w:p>
+      <w:r>
+        <w:drawing>
+          <wp:inline distT="0" distB="0" distL="0" distR="0" wp14:anchorId="0780AAB1" wp14:editId="5C9E3EE8">
+            <wp:extent cx="7687733" cy="4703991"/>
+            <wp:effectExtent l="19050" t="19050" r="27940" b="20955"/>
+            <wp:docPr id="413699356" name="Picture 1"/>
+            <wp:cNvGraphicFramePr>
+              <a:graphicFrameLocks xmlns:a="http://schemas.openxmlformats.org/drawingml/2006/main" noChangeAspect="1"/>
+            </wp:cNvGraphicFramePr>
+            <a:graphic xmlns:a="http://schemas.openxmlformats.org/drawingml/2006/main">
+              <a:graphicData uri="http://schemas.openxmlformats.org/drawingml/2006/picture">
+                <pic:pic xmlns:pic="http://schemas.openxmlformats.org/drawingml/2006/picture">
+                  <pic:nvPicPr>
+                    <pic:cNvPr id="413699356" name=""/>
+                    <pic:cNvPicPr/>
+                  </pic:nvPicPr>
+                  <pic:blipFill>
+                    <a:blip r:embed="rId6"/>
+                    <a:stretch>
+                      <a:fillRect/>
+                    </a:stretch>
+                  </pic:blipFill>
+                  <pic:spPr>
+                    <a:xfrm>
+                      <a:off x="0" y="0"/>
+                      <a:ext cx="7690546" cy="4705712"/>
+                    </a:xfrm>
+                    <a:prstGeom prst="rect">
+                      <a:avLst/>
+                    </a:prstGeom>
+                    <a:ln>
+                      <a:solidFill>
+                        <a:schemeClr val="bg1">
+                          <a:lumMod val="85000"/>
+                        </a:schemeClr>
+                      </a:solidFill>
+                    </a:ln>
+                  </pic:spPr>
+                </pic:pic>
+              </a:graphicData>
+            </a:graphic>
+          </wp:inline>
+        </w:drawing>
+      </w:r>
+    </w:p>
+    <w:p/>
+    <w:p>
+      <w:pPr>
+        <w:rPr>
+          <w:rFonts w:ascii="Arial" w:hAnsi="Arial" w:cs="Arial"/>
+          <w:b/>
+          <w:bCs/>
+          <w:sz w:val="32"/>
+          <w:szCs w:val="32"/>
+        </w:rPr>
+      </w:pPr>
+      <w:r>
+        <w:rPr>
+          <w:rFonts w:ascii="Arial" w:hAnsi="Arial" w:cs="Arial"/>
+          <w:b/>
+          <w:bCs/>
+          <w:sz w:val="32"/>
+          <w:szCs w:val="32"/>
+        </w:rPr>
+        <w:lastRenderedPageBreak/>
+        <w:t xml:space="preserve">Tela da </w:t>
+      </w:r>
+      <w:proofErr w:type="spellStart"/>
+      <w:r>
+        <w:rPr>
+          <w:rFonts w:ascii="Arial" w:hAnsi="Arial" w:cs="Arial"/>
+          <w:b/>
+          <w:bCs/>
+          <w:sz w:val="32"/>
+          <w:szCs w:val="32"/>
+        </w:rPr>
+        <w:t>associação</w:t>
+      </w:r>
+      <w:proofErr w:type="spellEnd"/>
+      <w:r>
+        <w:rPr>
+          <w:rFonts w:ascii="Arial" w:hAnsi="Arial" w:cs="Arial"/>
+          <w:b/>
+          <w:bCs/>
+          <w:sz w:val="32"/>
+          <w:szCs w:val="32"/>
+        </w:rPr>
+        <w:t xml:space="preserve"> </w:t>
+      </w:r>
+    </w:p>
+    <w:p>
+      <w:pPr>
+        <w:rPr>
+          <w:rFonts w:ascii="Arial" w:hAnsi="Arial" w:cs="Arial"/>
+          <w:b/>
+          <w:bCs/>
+          <w:sz w:val="32"/>
+          <w:szCs w:val="32"/>
+        </w:rPr>
+      </w:pPr>
+      <w:r>
+        <w:rPr>
+          <w:rFonts w:ascii="Arial" w:hAnsi="Arial" w:cs="Arial"/>
+          <w:b/>
+          <w:bCs/>
+          <w:sz w:val="32"/>
+          <w:szCs w:val="32"/>
+        </w:rPr>
+        <w:drawing>
+          <wp:inline distT="0" distB="0" distL="0" distR="0" wp14:anchorId="3BFD8809" wp14:editId="7FACDDBD">
+            <wp:extent cx="8229600" cy="5033010"/>
+            <wp:effectExtent l="19050" t="19050" r="19050" b="15240"/>
+            <wp:docPr id="1728217852" name="Picture 1"/>
+            <wp:cNvGraphicFramePr>
+              <a:graphicFrameLocks xmlns:a="http://schemas.openxmlformats.org/drawingml/2006/main" noChangeAspect="1"/>
+            </wp:cNvGraphicFramePr>
+            <a:graphic xmlns:a="http://schemas.openxmlformats.org/drawingml/2006/main">
+              <a:graphicData uri="http://schemas.openxmlformats.org/drawingml/2006/picture">
+                <pic:pic xmlns:pic="http://schemas.openxmlformats.org/drawingml/2006/picture">
+                  <pic:nvPicPr>
+                    <pic:cNvPr id="1728217852" name=""/>
+                    <pic:cNvPicPr/>
+                  </pic:nvPicPr>
+                  <pic:blipFill>
+                    <a:blip r:embed="rId7"/>
+                    <a:stretch>
+                      <a:fillRect/>
+                    </a:stretch>
+                  </pic:blipFill>
+                  <pic:spPr>
+                    <a:xfrm>
+                      <a:off x="0" y="0"/>
+                      <a:ext cx="8229600" cy="5033010"/>
+                    </a:xfrm>
+                    <a:prstGeom prst="rect">
+                      <a:avLst/>
+                    </a:prstGeom>
+                    <a:ln>
+                      <a:solidFill>
+                        <a:schemeClr val="bg1">
+                          <a:lumMod val="85000"/>
+                        </a:schemeClr>
+                      </a:solidFill>
+                    </a:ln>
+                  </pic:spPr>
+                </pic:pic>
+              </a:graphicData>
+            </a:graphic>
+          </wp:inline>
+        </w:drawing>
+      </w:r>
+    </w:p>
+    <w:p/>
     <w:sectPr>
       <w:pgSz w:w="15840" w:h="12240" w:orient="landscape"/>
       <w:pgMar w:top="1440" w:right="1440" w:bottom="1440" w:left="1440" w:header="720" w:footer="720" w:gutter="0"/>
@@ -876,6 +970,7 @@
   <w:style w:type="character" w:default="1" w:styleId="DefaultParagraphFont">
     <w:name w:val="Default Paragraph Font"/>
     <w:uiPriority w:val="1"/>
+    <w:semiHidden/>
     <w:unhideWhenUsed/>
   </w:style>
   <w:style w:type="table" w:default="1" w:styleId="TableNormal">

--- a/docs/WIREFRAMES.docx
+++ b/docs/WIREFRAMES.docx
@@ -21,6 +21,36 @@
         </w:rPr>
         <w:t>Telas principais do sistema</w:t>
       </w:r>
+      <w:r>
+        <w:rPr>
+          <w:rFonts w:ascii="Arial" w:hAnsi="Arial" w:cs="Arial"/>
+          <w:b/>
+          <w:bCs/>
+          <w:noProof/>
+        </w:rPr>
+        <w:t xml:space="preserve"> ( </w:t>
+      </w:r>
+      <w:hyperlink r:id="rId4" w:history="1">
+        <w:r>
+          <w:rPr>
+            <w:rStyle w:val="Hyperlink"/>
+            <w:rFonts w:ascii="Arial" w:hAnsi="Arial" w:cs="Arial"/>
+            <w:b/>
+            <w:bCs/>
+            <w:noProof/>
+          </w:rPr>
+          <w:t>https://claude.ai/public/artifacts/6688146e-f948-4ce7-aeb7-57249b0d5fdb</w:t>
+        </w:r>
+      </w:hyperlink>
+      <w:r>
+        <w:rPr>
+          <w:rFonts w:ascii="Arial" w:hAnsi="Arial" w:cs="Arial"/>
+          <w:b/>
+          <w:bCs/>
+          <w:noProof/>
+        </w:rPr>
+        <w:t xml:space="preserve"> )</w:t>
+      </w:r>
     </w:p>
     <w:p>
       <w:pPr>
@@ -43,6 +73,9 @@
     </w:p>
     <w:p>
       <w:r>
+        <w:rPr>
+          <w:noProof/>
+        </w:rPr>
         <w:drawing>
           <wp:inline distT="0" distB="0" distL="0" distR="0" wp14:anchorId="2BAA4AF5" wp14:editId="2B5D8626">
             <wp:extent cx="8066617" cy="4901590"/>
@@ -59,7 +92,7 @@
                     <pic:cNvPicPr/>
                   </pic:nvPicPr>
                   <pic:blipFill>
-                    <a:blip r:embed="rId4"/>
+                    <a:blip r:embed="rId5"/>
                     <a:stretch>
                       <a:fillRect/>
                     </a:stretch>
@@ -120,6 +153,9 @@
     <w:p/>
     <w:p>
       <w:r>
+        <w:rPr>
+          <w:noProof/>
+        </w:rPr>
         <w:drawing>
           <wp:inline distT="0" distB="0" distL="0" distR="0" wp14:anchorId="003DC5D0" wp14:editId="36FD4E3B">
             <wp:extent cx="7812617" cy="4737002"/>
@@ -136,7 +172,7 @@
                     <pic:cNvPicPr/>
                   </pic:nvPicPr>
                   <pic:blipFill>
-                    <a:blip r:embed="rId5"/>
+                    <a:blip r:embed="rId6"/>
                     <a:stretch>
                       <a:fillRect/>
                     </a:stretch>
@@ -205,6 +241,9 @@
     </w:p>
     <w:p>
       <w:r>
+        <w:rPr>
+          <w:noProof/>
+        </w:rPr>
         <w:drawing>
           <wp:inline distT="0" distB="0" distL="0" distR="0" wp14:anchorId="0780AAB1" wp14:editId="5C9E3EE8">
             <wp:extent cx="7687733" cy="4703991"/>
@@ -221,7 +260,7 @@
                     <pic:cNvPicPr/>
                   </pic:nvPicPr>
                   <pic:blipFill>
-                    <a:blip r:embed="rId6"/>
+                    <a:blip r:embed="rId7"/>
                     <a:stretch>
                       <a:fillRect/>
                     </a:stretch>
@@ -309,6 +348,7 @@
           <w:rFonts w:ascii="Arial" w:hAnsi="Arial" w:cs="Arial"/>
           <w:b/>
           <w:bCs/>
+          <w:noProof/>
           <w:sz w:val="32"/>
           <w:szCs w:val="32"/>
         </w:rPr>
@@ -328,7 +368,7 @@
                     <pic:cNvPicPr/>
                   </pic:nvPicPr>
                   <pic:blipFill>
-                    <a:blip r:embed="rId7"/>
+                    <a:blip r:embed="rId8"/>
                     <a:stretch>
                       <a:fillRect/>
                     </a:stretch>
@@ -1284,6 +1324,29 @@
       <w:spacing w:val="5"/>
     </w:rPr>
   </w:style>
+  <w:style w:type="character" w:styleId="Hyperlink">
+    <w:name w:val="Hyperlink"/>
+    <w:basedOn w:val="DefaultParagraphFont"/>
+    <w:uiPriority w:val="99"/>
+    <w:unhideWhenUsed/>
+    <w:rsid w:val="00D71DA0"/>
+    <w:rPr>
+      <w:color w:val="0563C1" w:themeColor="hyperlink"/>
+      <w:u w:val="single"/>
+    </w:rPr>
+  </w:style>
+  <w:style w:type="character" w:styleId="UnresolvedMention">
+    <w:name w:val="Unresolved Mention"/>
+    <w:basedOn w:val="DefaultParagraphFont"/>
+    <w:uiPriority w:val="99"/>
+    <w:semiHidden/>
+    <w:unhideWhenUsed/>
+    <w:rsid w:val="00D71DA0"/>
+    <w:rPr>
+      <w:color w:val="605E5C"/>
+      <w:shd w:val="clear" w:color="auto" w:fill="E1DFDD"/>
+    </w:rPr>
+  </w:style>
 </w:styles>
 </file>
 
